--- a/Sprint 2/Sofia Ferreira/Análise dos resultados do formulário Cardápios digitais na PUC.docx
+++ b/Sprint 2/Sofia Ferreira/Análise dos resultados do formulário Cardápios digitais na PUC.docx
@@ -92,13 +92,65 @@
         <w:jc w:val="both"/>
       </w:pPr>
       <w:r>
-        <w:t>Perfil dos participantes:</w:t>
-      </w:r>
-      <w:r>
-        <w:t xml:space="preserve"> </w:t>
-      </w:r>
-      <w:r>
-        <w:t xml:space="preserve"> 88,2% são alunos da PUC-Rio.</w:t>
+        <w:t>Perfil dos participantes:  88,2% são alunos da PUC-Rio.</w:t>
+      </w:r>
+    </w:p>
+    <w:p>
+      <w:pPr>
+        <w:jc w:val="both"/>
+      </w:pPr>
+      <w:r>
+        <w:rPr>
+          <w:noProof/>
+        </w:rPr>
+        <w:drawing>
+          <wp:inline distT="0" distB="0" distL="0" distR="0" wp14:anchorId="3C27EAAA" wp14:editId="31F057AC">
+            <wp:extent cx="5400040" cy="2270760"/>
+            <wp:effectExtent l="0" t="0" r="0" b="0"/>
+            <wp:docPr id="304703079" name="Imagem 1" descr="Gráfico de respostas do Google Formulários. Título da pergunta: Qual é o seu papel na PUC- Rio?. Número de respostas: 152 respostas."/>
+            <wp:cNvGraphicFramePr>
+              <a:graphicFrameLocks xmlns:a="http://schemas.openxmlformats.org/drawingml/2006/main" noChangeAspect="1"/>
+            </wp:cNvGraphicFramePr>
+            <a:graphic xmlns:a="http://schemas.openxmlformats.org/drawingml/2006/main">
+              <a:graphicData uri="http://schemas.openxmlformats.org/drawingml/2006/picture">
+                <pic:pic xmlns:pic="http://schemas.openxmlformats.org/drawingml/2006/picture">
+                  <pic:nvPicPr>
+                    <pic:cNvPr id="0" name="Picture 1" descr="Gráfico de respostas do Google Formulários. Título da pergunta: Qual é o seu papel na PUC- Rio?. Número de respostas: 152 respostas."/>
+                    <pic:cNvPicPr>
+                      <a:picLocks noChangeAspect="1" noChangeArrowheads="1"/>
+                    </pic:cNvPicPr>
+                  </pic:nvPicPr>
+                  <pic:blipFill>
+                    <a:blip r:embed="rId5" cstate="print">
+                      <a:extLst>
+                        <a:ext uri="{28A0092B-C50C-407E-A947-70E740481C1C}">
+                          <a14:useLocalDpi xmlns:a14="http://schemas.microsoft.com/office/drawing/2010/main" val="0"/>
+                        </a:ext>
+                      </a:extLst>
+                    </a:blip>
+                    <a:srcRect/>
+                    <a:stretch>
+                      <a:fillRect/>
+                    </a:stretch>
+                  </pic:blipFill>
+                  <pic:spPr bwMode="auto">
+                    <a:xfrm>
+                      <a:off x="0" y="0"/>
+                      <a:ext cx="5400040" cy="2270760"/>
+                    </a:xfrm>
+                    <a:prstGeom prst="rect">
+                      <a:avLst/>
+                    </a:prstGeom>
+                    <a:noFill/>
+                    <a:ln>
+                      <a:noFill/>
+                    </a:ln>
+                  </pic:spPr>
+                </pic:pic>
+              </a:graphicData>
+            </a:graphic>
+          </wp:inline>
+        </w:drawing>
       </w:r>
     </w:p>
     <w:p>
@@ -114,6 +166,64 @@
         <w:jc w:val="both"/>
       </w:pPr>
       <w:r>
+        <w:rPr>
+          <w:noProof/>
+        </w:rPr>
+        <w:drawing>
+          <wp:inline distT="0" distB="0" distL="0" distR="0" wp14:anchorId="7CE3E626" wp14:editId="4345D00E">
+            <wp:extent cx="5400040" cy="2270760"/>
+            <wp:effectExtent l="0" t="0" r="0" b="0"/>
+            <wp:docPr id="1822234283" name="Imagem 2" descr="Gráfico de respostas do Google Formulários. Título da pergunta: Com que frequência você compra comida/bebida na PUC- Rio?. Número de respostas: 152 respostas."/>
+            <wp:cNvGraphicFramePr>
+              <a:graphicFrameLocks xmlns:a="http://schemas.openxmlformats.org/drawingml/2006/main" noChangeAspect="1"/>
+            </wp:cNvGraphicFramePr>
+            <a:graphic xmlns:a="http://schemas.openxmlformats.org/drawingml/2006/main">
+              <a:graphicData uri="http://schemas.openxmlformats.org/drawingml/2006/picture">
+                <pic:pic xmlns:pic="http://schemas.openxmlformats.org/drawingml/2006/picture">
+                  <pic:nvPicPr>
+                    <pic:cNvPr id="0" name="Picture 3" descr="Gráfico de respostas do Google Formulários. Título da pergunta: Com que frequência você compra comida/bebida na PUC- Rio?. Número de respostas: 152 respostas."/>
+                    <pic:cNvPicPr>
+                      <a:picLocks noChangeAspect="1" noChangeArrowheads="1"/>
+                    </pic:cNvPicPr>
+                  </pic:nvPicPr>
+                  <pic:blipFill>
+                    <a:blip r:embed="rId6" cstate="print">
+                      <a:extLst>
+                        <a:ext uri="{28A0092B-C50C-407E-A947-70E740481C1C}">
+                          <a14:useLocalDpi xmlns:a14="http://schemas.microsoft.com/office/drawing/2010/main" val="0"/>
+                        </a:ext>
+                      </a:extLst>
+                    </a:blip>
+                    <a:srcRect/>
+                    <a:stretch>
+                      <a:fillRect/>
+                    </a:stretch>
+                  </pic:blipFill>
+                  <pic:spPr bwMode="auto">
+                    <a:xfrm>
+                      <a:off x="0" y="0"/>
+                      <a:ext cx="5400040" cy="2270760"/>
+                    </a:xfrm>
+                    <a:prstGeom prst="rect">
+                      <a:avLst/>
+                    </a:prstGeom>
+                    <a:noFill/>
+                    <a:ln>
+                      <a:noFill/>
+                    </a:ln>
+                  </pic:spPr>
+                </pic:pic>
+              </a:graphicData>
+            </a:graphic>
+          </wp:inline>
+        </w:drawing>
+      </w:r>
+    </w:p>
+    <w:p>
+      <w:pPr>
+        <w:jc w:val="both"/>
+      </w:pPr>
+      <w:r>
         <w:t>Estabelecimentos mais frequentados</w:t>
       </w:r>
       <w:r>
@@ -128,6 +238,65 @@
         <w:jc w:val="both"/>
       </w:pPr>
       <w:r>
+        <w:rPr>
+          <w:noProof/>
+        </w:rPr>
+        <w:lastRenderedPageBreak/>
+        <w:drawing>
+          <wp:inline distT="0" distB="0" distL="0" distR="0" wp14:anchorId="4C059BD8" wp14:editId="688D016D">
+            <wp:extent cx="5400040" cy="2562860"/>
+            <wp:effectExtent l="0" t="0" r="0" b="8890"/>
+            <wp:docPr id="26410791" name="Imagem 3" descr="Gráfico de respostas do Google Formulários. Título da pergunta: Quais tipos de estabelecimentos você costuma frequentar? . Número de respostas: 152 respostas."/>
+            <wp:cNvGraphicFramePr>
+              <a:graphicFrameLocks xmlns:a="http://schemas.openxmlformats.org/drawingml/2006/main" noChangeAspect="1"/>
+            </wp:cNvGraphicFramePr>
+            <a:graphic xmlns:a="http://schemas.openxmlformats.org/drawingml/2006/main">
+              <a:graphicData uri="http://schemas.openxmlformats.org/drawingml/2006/picture">
+                <pic:pic xmlns:pic="http://schemas.openxmlformats.org/drawingml/2006/picture">
+                  <pic:nvPicPr>
+                    <pic:cNvPr id="0" name="Picture 5" descr="Gráfico de respostas do Google Formulários. Título da pergunta: Quais tipos de estabelecimentos você costuma frequentar? . Número de respostas: 152 respostas."/>
+                    <pic:cNvPicPr>
+                      <a:picLocks noChangeAspect="1" noChangeArrowheads="1"/>
+                    </pic:cNvPicPr>
+                  </pic:nvPicPr>
+                  <pic:blipFill>
+                    <a:blip r:embed="rId7" cstate="print">
+                      <a:extLst>
+                        <a:ext uri="{28A0092B-C50C-407E-A947-70E740481C1C}">
+                          <a14:useLocalDpi xmlns:a14="http://schemas.microsoft.com/office/drawing/2010/main" val="0"/>
+                        </a:ext>
+                      </a:extLst>
+                    </a:blip>
+                    <a:srcRect/>
+                    <a:stretch>
+                      <a:fillRect/>
+                    </a:stretch>
+                  </pic:blipFill>
+                  <pic:spPr bwMode="auto">
+                    <a:xfrm>
+                      <a:off x="0" y="0"/>
+                      <a:ext cx="5400040" cy="2562860"/>
+                    </a:xfrm>
+                    <a:prstGeom prst="rect">
+                      <a:avLst/>
+                    </a:prstGeom>
+                    <a:noFill/>
+                    <a:ln>
+                      <a:noFill/>
+                    </a:ln>
+                  </pic:spPr>
+                </pic:pic>
+              </a:graphicData>
+            </a:graphic>
+          </wp:inline>
+        </w:drawing>
+      </w:r>
+    </w:p>
+    <w:p>
+      <w:pPr>
+        <w:jc w:val="both"/>
+      </w:pPr>
+      <w:r>
         <w:t>Uso de cardápios digitais: 67,1% utilizam cardápios digitais raramente ou nunca.</w:t>
       </w:r>
     </w:p>
@@ -136,6 +305,64 @@
         <w:jc w:val="both"/>
       </w:pPr>
       <w:r>
+        <w:rPr>
+          <w:noProof/>
+        </w:rPr>
+        <w:drawing>
+          <wp:inline distT="0" distB="0" distL="0" distR="0" wp14:anchorId="53B505D8" wp14:editId="78E4D2F4">
+            <wp:extent cx="5400040" cy="2270760"/>
+            <wp:effectExtent l="0" t="0" r="0" b="0"/>
+            <wp:docPr id="861701234" name="Imagem 4" descr="Gráfico de respostas do Google Formulários. Título da pergunta: Com que frequência você usa cardápios digitais em restaurantes ou lanchonetes na PUC? . Número de respostas: 152 respostas."/>
+            <wp:cNvGraphicFramePr>
+              <a:graphicFrameLocks xmlns:a="http://schemas.openxmlformats.org/drawingml/2006/main" noChangeAspect="1"/>
+            </wp:cNvGraphicFramePr>
+            <a:graphic xmlns:a="http://schemas.openxmlformats.org/drawingml/2006/main">
+              <a:graphicData uri="http://schemas.openxmlformats.org/drawingml/2006/picture">
+                <pic:pic xmlns:pic="http://schemas.openxmlformats.org/drawingml/2006/picture">
+                  <pic:nvPicPr>
+                    <pic:cNvPr id="0" name="Picture 7" descr="Gráfico de respostas do Google Formulários. Título da pergunta: Com que frequência você usa cardápios digitais em restaurantes ou lanchonetes na PUC? . Número de respostas: 152 respostas."/>
+                    <pic:cNvPicPr>
+                      <a:picLocks noChangeAspect="1" noChangeArrowheads="1"/>
+                    </pic:cNvPicPr>
+                  </pic:nvPicPr>
+                  <pic:blipFill>
+                    <a:blip r:embed="rId8" cstate="print">
+                      <a:extLst>
+                        <a:ext uri="{28A0092B-C50C-407E-A947-70E740481C1C}">
+                          <a14:useLocalDpi xmlns:a14="http://schemas.microsoft.com/office/drawing/2010/main" val="0"/>
+                        </a:ext>
+                      </a:extLst>
+                    </a:blip>
+                    <a:srcRect/>
+                    <a:stretch>
+                      <a:fillRect/>
+                    </a:stretch>
+                  </pic:blipFill>
+                  <pic:spPr bwMode="auto">
+                    <a:xfrm>
+                      <a:off x="0" y="0"/>
+                      <a:ext cx="5400040" cy="2270760"/>
+                    </a:xfrm>
+                    <a:prstGeom prst="rect">
+                      <a:avLst/>
+                    </a:prstGeom>
+                    <a:noFill/>
+                    <a:ln>
+                      <a:noFill/>
+                    </a:ln>
+                  </pic:spPr>
+                </pic:pic>
+              </a:graphicData>
+            </a:graphic>
+          </wp:inline>
+        </w:drawing>
+      </w:r>
+    </w:p>
+    <w:p>
+      <w:pPr>
+        <w:jc w:val="both"/>
+      </w:pPr>
+      <w:r>
         <w:t>Problemas encontrados: 29,6% já encontraram um cardápio digital desatualizado.</w:t>
       </w:r>
     </w:p>
@@ -144,6 +371,64 @@
         <w:jc w:val="both"/>
       </w:pPr>
       <w:r>
+        <w:rPr>
+          <w:noProof/>
+        </w:rPr>
+        <w:drawing>
+          <wp:inline distT="0" distB="0" distL="0" distR="0" wp14:anchorId="7E42D192" wp14:editId="7B975D57">
+            <wp:extent cx="5400040" cy="2446020"/>
+            <wp:effectExtent l="0" t="0" r="0" b="0"/>
+            <wp:docPr id="513678142" name="Imagem 5" descr="Gráfico de respostas do Google Formulários. Título da pergunta: Você já encontrou um cardápio digital de um estabelecimento da PUC-Rio que estava desatualizado (preços errados, itens que não existem ou fotos antigas)?. Número de respostas: 152 respostas."/>
+            <wp:cNvGraphicFramePr>
+              <a:graphicFrameLocks xmlns:a="http://schemas.openxmlformats.org/drawingml/2006/main" noChangeAspect="1"/>
+            </wp:cNvGraphicFramePr>
+            <a:graphic xmlns:a="http://schemas.openxmlformats.org/drawingml/2006/main">
+              <a:graphicData uri="http://schemas.openxmlformats.org/drawingml/2006/picture">
+                <pic:pic xmlns:pic="http://schemas.openxmlformats.org/drawingml/2006/picture">
+                  <pic:nvPicPr>
+                    <pic:cNvPr id="0" name="Picture 9" descr="Gráfico de respostas do Google Formulários. Título da pergunta: Você já encontrou um cardápio digital de um estabelecimento da PUC-Rio que estava desatualizado (preços errados, itens que não existem ou fotos antigas)?. Número de respostas: 152 respostas."/>
+                    <pic:cNvPicPr>
+                      <a:picLocks noChangeAspect="1" noChangeArrowheads="1"/>
+                    </pic:cNvPicPr>
+                  </pic:nvPicPr>
+                  <pic:blipFill>
+                    <a:blip r:embed="rId9" cstate="print">
+                      <a:extLst>
+                        <a:ext uri="{28A0092B-C50C-407E-A947-70E740481C1C}">
+                          <a14:useLocalDpi xmlns:a14="http://schemas.microsoft.com/office/drawing/2010/main" val="0"/>
+                        </a:ext>
+                      </a:extLst>
+                    </a:blip>
+                    <a:srcRect/>
+                    <a:stretch>
+                      <a:fillRect/>
+                    </a:stretch>
+                  </pic:blipFill>
+                  <pic:spPr bwMode="auto">
+                    <a:xfrm>
+                      <a:off x="0" y="0"/>
+                      <a:ext cx="5400040" cy="2446020"/>
+                    </a:xfrm>
+                    <a:prstGeom prst="rect">
+                      <a:avLst/>
+                    </a:prstGeom>
+                    <a:noFill/>
+                    <a:ln>
+                      <a:noFill/>
+                    </a:ln>
+                  </pic:spPr>
+                </pic:pic>
+              </a:graphicData>
+            </a:graphic>
+          </wp:inline>
+        </w:drawing>
+      </w:r>
+    </w:p>
+    <w:p>
+      <w:pPr>
+        <w:jc w:val="both"/>
+      </w:pPr>
+      <w:r>
         <w:t>Impacto: 27% já desistiram de pedir algo ou foram embora devido a um erro no cardápio.</w:t>
       </w:r>
     </w:p>
@@ -152,6 +437,65 @@
         <w:jc w:val="both"/>
       </w:pPr>
       <w:r>
+        <w:rPr>
+          <w:noProof/>
+        </w:rPr>
+        <w:lastRenderedPageBreak/>
+        <w:drawing>
+          <wp:inline distT="0" distB="0" distL="0" distR="0" wp14:anchorId="59E97132" wp14:editId="586D6EA7">
+            <wp:extent cx="5400040" cy="2446020"/>
+            <wp:effectExtent l="0" t="0" r="0" b="0"/>
+            <wp:docPr id="352430270" name="Imagem 7" descr="Gráfico de respostas do Google Formulários. Título da pergunta: Você já desistiu de pedir algo ou foi embora por causa de um erro no cardápio de algum restaurante/lanchonete/barraquinha da PUC? . Número de respostas: 152 respostas."/>
+            <wp:cNvGraphicFramePr>
+              <a:graphicFrameLocks xmlns:a="http://schemas.openxmlformats.org/drawingml/2006/main" noChangeAspect="1"/>
+            </wp:cNvGraphicFramePr>
+            <a:graphic xmlns:a="http://schemas.openxmlformats.org/drawingml/2006/main">
+              <a:graphicData uri="http://schemas.openxmlformats.org/drawingml/2006/picture">
+                <pic:pic xmlns:pic="http://schemas.openxmlformats.org/drawingml/2006/picture">
+                  <pic:nvPicPr>
+                    <pic:cNvPr id="0" name="Picture 13" descr="Gráfico de respostas do Google Formulários. Título da pergunta: Você já desistiu de pedir algo ou foi embora por causa de um erro no cardápio de algum restaurante/lanchonete/barraquinha da PUC? . Número de respostas: 152 respostas."/>
+                    <pic:cNvPicPr>
+                      <a:picLocks noChangeAspect="1" noChangeArrowheads="1"/>
+                    </pic:cNvPicPr>
+                  </pic:nvPicPr>
+                  <pic:blipFill>
+                    <a:blip r:embed="rId10" cstate="print">
+                      <a:extLst>
+                        <a:ext uri="{28A0092B-C50C-407E-A947-70E740481C1C}">
+                          <a14:useLocalDpi xmlns:a14="http://schemas.microsoft.com/office/drawing/2010/main" val="0"/>
+                        </a:ext>
+                      </a:extLst>
+                    </a:blip>
+                    <a:srcRect/>
+                    <a:stretch>
+                      <a:fillRect/>
+                    </a:stretch>
+                  </pic:blipFill>
+                  <pic:spPr bwMode="auto">
+                    <a:xfrm>
+                      <a:off x="0" y="0"/>
+                      <a:ext cx="5400040" cy="2446020"/>
+                    </a:xfrm>
+                    <a:prstGeom prst="rect">
+                      <a:avLst/>
+                    </a:prstGeom>
+                    <a:noFill/>
+                    <a:ln>
+                      <a:noFill/>
+                    </a:ln>
+                  </pic:spPr>
+                </pic:pic>
+              </a:graphicData>
+            </a:graphic>
+          </wp:inline>
+        </w:drawing>
+      </w:r>
+    </w:p>
+    <w:p>
+      <w:pPr>
+        <w:jc w:val="both"/>
+      </w:pPr>
+      <w:r>
         <w:t xml:space="preserve">Informação desatualizada: </w:t>
       </w:r>
       <w:r>
@@ -163,6 +507,64 @@
         <w:jc w:val="both"/>
       </w:pPr>
       <w:r>
+        <w:rPr>
+          <w:noProof/>
+        </w:rPr>
+        <w:drawing>
+          <wp:inline distT="0" distB="0" distL="0" distR="0" wp14:anchorId="6E7DFF85" wp14:editId="09854324">
+            <wp:extent cx="5400040" cy="2562860"/>
+            <wp:effectExtent l="0" t="0" r="0" b="8890"/>
+            <wp:docPr id="1229044882" name="Imagem 6" descr="Gráfico de respostas do Google Formulários. Título da pergunta: Se sim, que tipo de informação estava desatualizada? . Número de respostas: 152 respostas."/>
+            <wp:cNvGraphicFramePr>
+              <a:graphicFrameLocks xmlns:a="http://schemas.openxmlformats.org/drawingml/2006/main" noChangeAspect="1"/>
+            </wp:cNvGraphicFramePr>
+            <a:graphic xmlns:a="http://schemas.openxmlformats.org/drawingml/2006/main">
+              <a:graphicData uri="http://schemas.openxmlformats.org/drawingml/2006/picture">
+                <pic:pic xmlns:pic="http://schemas.openxmlformats.org/drawingml/2006/picture">
+                  <pic:nvPicPr>
+                    <pic:cNvPr id="0" name="Picture 11" descr="Gráfico de respostas do Google Formulários. Título da pergunta: Se sim, que tipo de informação estava desatualizada? . Número de respostas: 152 respostas."/>
+                    <pic:cNvPicPr>
+                      <a:picLocks noChangeAspect="1" noChangeArrowheads="1"/>
+                    </pic:cNvPicPr>
+                  </pic:nvPicPr>
+                  <pic:blipFill>
+                    <a:blip r:embed="rId11" cstate="print">
+                      <a:extLst>
+                        <a:ext uri="{28A0092B-C50C-407E-A947-70E740481C1C}">
+                          <a14:useLocalDpi xmlns:a14="http://schemas.microsoft.com/office/drawing/2010/main" val="0"/>
+                        </a:ext>
+                      </a:extLst>
+                    </a:blip>
+                    <a:srcRect/>
+                    <a:stretch>
+                      <a:fillRect/>
+                    </a:stretch>
+                  </pic:blipFill>
+                  <pic:spPr bwMode="auto">
+                    <a:xfrm>
+                      <a:off x="0" y="0"/>
+                      <a:ext cx="5400040" cy="2562860"/>
+                    </a:xfrm>
+                    <a:prstGeom prst="rect">
+                      <a:avLst/>
+                    </a:prstGeom>
+                    <a:noFill/>
+                    <a:ln>
+                      <a:noFill/>
+                    </a:ln>
+                  </pic:spPr>
+                </pic:pic>
+              </a:graphicData>
+            </a:graphic>
+          </wp:inline>
+        </w:drawing>
+      </w:r>
+    </w:p>
+    <w:p>
+      <w:pPr>
+        <w:jc w:val="both"/>
+      </w:pPr>
+      <w:r>
         <w:t xml:space="preserve">Busca por informações: </w:t>
       </w:r>
       <w:r>
@@ -182,6 +584,65 @@
       </w:r>
       <w:r>
         <w:t xml:space="preserve"> (pergunta com mais de uma opção de resposta) </w:t>
+      </w:r>
+    </w:p>
+    <w:p>
+      <w:pPr>
+        <w:jc w:val="both"/>
+      </w:pPr>
+      <w:r>
+        <w:rPr>
+          <w:noProof/>
+        </w:rPr>
+        <w:lastRenderedPageBreak/>
+        <w:drawing>
+          <wp:inline distT="0" distB="0" distL="0" distR="0" wp14:anchorId="69AF2256" wp14:editId="2ED3AC49">
+            <wp:extent cx="5400040" cy="2741930"/>
+            <wp:effectExtent l="0" t="0" r="0" b="1270"/>
+            <wp:docPr id="1325444753" name="Imagem 8" descr="Gráfico de respostas do Google Formulários. Título da pergunta: Quando você quer saber o que um estabelecimento na PUC oferece, onde procura essa informação? . Número de respostas: 152 respostas."/>
+            <wp:cNvGraphicFramePr>
+              <a:graphicFrameLocks xmlns:a="http://schemas.openxmlformats.org/drawingml/2006/main" noChangeAspect="1"/>
+            </wp:cNvGraphicFramePr>
+            <a:graphic xmlns:a="http://schemas.openxmlformats.org/drawingml/2006/main">
+              <a:graphicData uri="http://schemas.openxmlformats.org/drawingml/2006/picture">
+                <pic:pic xmlns:pic="http://schemas.openxmlformats.org/drawingml/2006/picture">
+                  <pic:nvPicPr>
+                    <pic:cNvPr id="0" name="Picture 15" descr="Gráfico de respostas do Google Formulários. Título da pergunta: Quando você quer saber o que um estabelecimento na PUC oferece, onde procura essa informação? . Número de respostas: 152 respostas."/>
+                    <pic:cNvPicPr>
+                      <a:picLocks noChangeAspect="1" noChangeArrowheads="1"/>
+                    </pic:cNvPicPr>
+                  </pic:nvPicPr>
+                  <pic:blipFill>
+                    <a:blip r:embed="rId12" cstate="print">
+                      <a:extLst>
+                        <a:ext uri="{28A0092B-C50C-407E-A947-70E740481C1C}">
+                          <a14:useLocalDpi xmlns:a14="http://schemas.microsoft.com/office/drawing/2010/main" val="0"/>
+                        </a:ext>
+                      </a:extLst>
+                    </a:blip>
+                    <a:srcRect/>
+                    <a:stretch>
+                      <a:fillRect/>
+                    </a:stretch>
+                  </pic:blipFill>
+                  <pic:spPr bwMode="auto">
+                    <a:xfrm>
+                      <a:off x="0" y="0"/>
+                      <a:ext cx="5400040" cy="2741930"/>
+                    </a:xfrm>
+                    <a:prstGeom prst="rect">
+                      <a:avLst/>
+                    </a:prstGeom>
+                    <a:noFill/>
+                    <a:ln>
+                      <a:noFill/>
+                    </a:ln>
+                  </pic:spPr>
+                </pic:pic>
+              </a:graphicData>
+            </a:graphic>
+          </wp:inline>
+        </w:drawing>
       </w:r>
     </w:p>
     <w:p>
@@ -231,69 +692,63 @@
         <w:t xml:space="preserve"> utilizam esses estabelecimentos, o uso de cardápios digitais ainda é baixo. A maioria afirmou </w:t>
       </w:r>
       <w:r>
-        <w:t xml:space="preserve">que </w:t>
-      </w:r>
-      <w:r>
-        <w:t>raramente ou nunca</w:t>
-      </w:r>
-      <w:r>
-        <w:t xml:space="preserve"> usa</w:t>
-      </w:r>
-      <w:r>
-        <w:t xml:space="preserve"> esses recursos. Quando precisam descobrir o que um estabelecimento oferece, muitos preferem ir até o local ou perguntar para outras pessoas, em vez de </w:t>
+        <w:t>que raramente ou nunca usa</w:t>
+      </w:r>
+      <w:r>
+        <w:t xml:space="preserve"> esses recursos. Quando precisam descobrir o que um estabelecimento oferece, muitos preferem ir até o local ou perguntar para outras pessoas, em vez de consultar um cardápio digital. </w:t>
+      </w:r>
+      <w:r>
+        <w:t>Isso mostra que encontrar informações sobre os estabelecimentos ainda não é tão simples e que os usuários nem sempre confiam que o que está disponível online esteja atualizado</w:t>
+      </w:r>
+      <w:r>
+        <w:t>.</w:t>
+      </w:r>
+    </w:p>
+    <w:p>
+      <w:pPr>
+        <w:jc w:val="both"/>
+      </w:pPr>
+      <w:r>
+        <w:t>A pesquisa também mostrou que os participantes já encontraram situações em que as informações do cardápio não correspondiam ao que estava disponível no estabelecimento. A disponibilidade dos produtos foi o problema mais citado entre as informações desatualizadas. Além disso, 41 participantes afirmaram que já desistiram de pedir algum produto ou foram embora de um estabelecimento por causa de um erro encontrado no cardápio.</w:t>
+      </w:r>
+    </w:p>
+    <w:p>
+      <w:pPr>
+        <w:jc w:val="both"/>
+      </w:pPr>
+      <w:r>
+        <w:t>No</w:t>
+      </w:r>
+      <w:r>
+        <w:t xml:space="preserve"> geral,</w:t>
+      </w:r>
+      <w:r>
+        <w:t xml:space="preserve"> </w:t>
+      </w:r>
+      <w:r>
+        <w:t xml:space="preserve">os resultados indicam que existe uma dificuldade </w:t>
+      </w:r>
+      <w:r>
+        <w:t xml:space="preserve">em encontrar </w:t>
+      </w:r>
+      <w:r>
+        <w:t xml:space="preserve">informações confiáveis e atualizadas sobre os estabelecimentos de alimentação da PUC-Rio. </w:t>
+      </w:r>
+      <w:r>
+        <w:t>Muitas vezes,</w:t>
+      </w:r>
+      <w:r>
+        <w:t xml:space="preserve"> os</w:t>
+      </w:r>
+      <w:r>
+        <w:t xml:space="preserve"> usuários precisam </w:t>
+      </w:r>
+      <w:r>
+        <w:t xml:space="preserve">gastar tempo indo até o local ou perguntando para outras pessoas para descobrir algo que poderia ser consultado </w:t>
       </w:r>
       <w:r>
         <w:lastRenderedPageBreak/>
-        <w:t xml:space="preserve">consultar um cardápio digital. </w:t>
-      </w:r>
-      <w:r>
-        <w:t>Isso mostra que encontrar informações sobre os estabelecimentos ainda não é tão simples e que os usuários nem sempre confiam que o que está disponível online esteja atualizado</w:t>
-      </w:r>
-      <w:r>
-        <w:t>.</w:t>
-      </w:r>
-    </w:p>
-    <w:p>
-      <w:pPr>
-        <w:jc w:val="both"/>
-      </w:pPr>
-      <w:r>
-        <w:t>A pesquisa também mostrou que os participantes já encontraram situações em que as informações do cardápio não correspondiam ao que estava disponível no estabelecimento. A disponibilidade dos produtos foi o problema mais citado entre as informações desatualizadas. Além disso, 41 participantes afirmaram que já desistiram de pedir algum produto ou foram embora de um estabelecimento por causa de um erro encontrado no cardápio.</w:t>
-      </w:r>
-    </w:p>
-    <w:p>
-      <w:pPr>
-        <w:jc w:val="both"/>
-      </w:pPr>
-      <w:r>
-        <w:t>No</w:t>
-      </w:r>
-      <w:r>
-        <w:t xml:space="preserve"> geral,</w:t>
-      </w:r>
-      <w:r>
-        <w:t xml:space="preserve"> </w:t>
-      </w:r>
-      <w:r>
-        <w:t xml:space="preserve">os resultados indicam que existe uma dificuldade </w:t>
-      </w:r>
-      <w:r>
-        <w:t xml:space="preserve">em encontrar </w:t>
-      </w:r>
-      <w:r>
-        <w:t xml:space="preserve">informações confiáveis e atualizadas sobre os estabelecimentos de alimentação da PUC-Rio. </w:t>
-      </w:r>
-      <w:r>
-        <w:t>Muitas vezes,</w:t>
-      </w:r>
-      <w:r>
-        <w:t xml:space="preserve"> os</w:t>
-      </w:r>
-      <w:r>
-        <w:t xml:space="preserve"> usuários precisam </w:t>
-      </w:r>
-      <w:r>
-        <w:t xml:space="preserve">gastar tempo indo até o local ou perguntando para outras pessoas para descobrir algo que poderia ser consultado de forma rápida pelo celular. </w:t>
+        <w:t xml:space="preserve">de forma rápida pelo celular. </w:t>
       </w:r>
       <w:r>
         <w:t>Logo, a</w:t>
@@ -1157,6 +1612,7 @@
   <w:style w:type="character" w:default="1" w:styleId="Fontepargpadro">
     <w:name w:val="Default Paragraph Font"/>
     <w:uiPriority w:val="1"/>
+    <w:semiHidden/>
     <w:unhideWhenUsed/>
   </w:style>
   <w:style w:type="table" w:default="1" w:styleId="Tabelanormal">
